--- a/drafts/2026-09-14-flex-product-line-director-dc-power-and-bess.docx
+++ b/drafts/2026-09-14-flex-product-line-director-dc-power-and-bess.docx
@@ -73,7 +73,7 @@
         <w:t xml:space="preserve">BESS: </w:t>
       </w:r>
       <w:r>
-        <w:t>power conversion systems (PCS), power electronics, lithium-ion system design, fire safety, codes &amp; standards (UL, NFPA), testing &amp; certification, techno-economic analysis, system sizing, degradation/thermal modeling</w:t>
+        <w:t>power electronics, power conversion systems (PCS), codes &amp; standards (UL, NFPA), fire safety, testing &amp; certification, lithium-ion system design, BMS, techno-economic analysis</w:t>
       </w:r>
     </w:p>
     <w:p>
@@ -85,7 +85,7 @@
         <w:t xml:space="preserve">Grid/utility: </w:t>
       </w:r>
       <w:r>
-        <w:t>AI infrastructure power, interconnection, energy efficiency, demand response</w:t>
+        <w:t>AI infrastructure power, interconnection, energy efficiency, demand response, US energy markets (ERCOT), electricity financial contracts (forwards, tolling, swaps)</w:t>
       </w:r>
     </w:p>
     <w:p>
@@ -97,7 +97,7 @@
         <w:t xml:space="preserve">Product &amp; commercial: </w:t>
       </w:r>
       <w:r>
-        <w:t>product strategy, product development, strategic partnerships (Jabil), market requirements, competitive analysis, contract negotiation, financial modeling</w:t>
+        <w:t>product strategy, strategic partnerships (Jabil), market requirements, competitive analysis, contract negotiation, financial modeling, proposal tendering, VOC</w:t>
       </w:r>
     </w:p>
     <w:p>
@@ -179,7 +179,7 @@
         <w:ind w:left="518"/>
       </w:pPr>
       <w:r>
-        <w:t>Replaced bespoke on-site integration, the market's biggest pain point, with LG's first prefabricated 2.86 MWh ESS container, built with Jabil.</w:t>
+        <w:t>Designed the 2.86 MWh pre-integrated container with Jabil, commercializing LG's move from selling racks to integrators to selling a finished product.</w:t>
       </w:r>
     </w:p>
     <w:p>
@@ -188,7 +188,7 @@
         <w:ind w:left="518"/>
       </w:pPr>
       <w:r>
-        <w:t>Deployed 584 MWh on Fifth Standard in California and 361 MWh on Bright Arrow in Texas with the standardized container.</w:t>
+        <w:t>Took the 2-hour container through NPI, from requirements to launch, owning vendor coordination, supply chain planning and customer documentation.</w:t>
       </w:r>
     </w:p>
     <w:p>
@@ -197,7 +197,7 @@
         <w:ind w:left="518"/>
       </w:pPr>
       <w:r>
-        <w:t>Won approval for a 2-hour AC-integrated BESS, against a plan to stay at 4-hour, with a techno-economic business case.</w:t>
+        <w:t>Set the container's selling price and chose its inverter configuration with a cell-to-system pricing model that included customers' EPC cost.</w:t>
       </w:r>
     </w:p>
     <w:p>
@@ -206,16 +206,7 @@
         <w:ind w:left="518"/>
       </w:pPr>
       <w:r>
-        <w:t>Booked about 3 GWh for 2027 on the 2-hour product, now LG's flagship for AI data centers.</w:t>
-      </w:r>
-    </w:p>
-    <w:p>
-      <w:pPr>
-        <w:pStyle w:val="ListBullet"/>
-        <w:ind w:left="518"/>
-      </w:pPr>
-      <w:r>
-        <w:t>Achieved UL 9540 listing for the container, setting fire safety requirements and running hazard mitigation analysis and deflagration CFD with fire consultants.</w:t>
+        <w:t>Achieved UL 9540 listing for the container by setting fire safety requirements before the industry had settled how to prove them.</w:t>
       </w:r>
     </w:p>
     <w:p>
@@ -316,15 +307,6 @@
     </w:p>
     <w:p>
       <w:pPr>
-        <w:pStyle w:val="ListBullet"/>
-        <w:ind w:left="518"/>
-      </w:pPr>
-      <w:r>
-        <w:t>Exceeded the department's $2M annual sales goal on commercial and luxury residential projects.</w:t>
-      </w:r>
-    </w:p>
-    <w:p>
-      <w:pPr>
         <w:tabs>
           <w:tab w:pos="10512" w:val="right"/>
         </w:tabs>
@@ -380,15 +362,6 @@
     </w:p>
     <w:p>
       <w:pPr>
-        <w:pStyle w:val="ListBullet"/>
-        <w:ind w:left="518"/>
-      </w:pPr>
-      <w:r>
-        <w:t>Generated 2,500 kW and 7 million kWh of cumulative savings across commercial and industrial efficiency projects, helping PG&amp;E exceed its goal.</w:t>
-      </w:r>
-    </w:p>
-    <w:p>
-      <w:pPr>
         <w:spacing w:before="120" w:after="40"/>
         <w:pBdr>
           <w:bottom w:val="single" w:sz="8" w:space="1" w:color="1B4965"/>
@@ -406,16 +379,33 @@
     </w:p>
     <w:p>
       <w:pPr>
-        <w:pStyle w:val="ListBullet"/>
+        <w:tabs>
+          <w:tab w:pos="10512" w:val="right"/>
+        </w:tabs>
+        <w:spacing w:before="80"/>
+        <w:ind w:left="0"/>
       </w:pPr>
       <w:r>
         <w:rPr>
           <w:b/>
+          <w:color w:val="1B4965"/>
         </w:rPr>
         <w:t>MBA Honda IMPACT Project</w:t>
       </w:r>
       <w:r>
-        <w:t>: Built a five-year business plan for Honda to launch hydrogen fuel cells, electrolyzers and second-life EV batteries into the US C&amp;I market.</w:t>
+        <w:rPr>
+          <w:i w:val="0"/>
+          <w:color w:val="5B6470"/>
+        </w:rPr>
+        <w:tab/>
+      </w:r>
+    </w:p>
+    <w:p>
+      <w:pPr>
+        <w:ind w:left="202"/>
+      </w:pPr>
+      <w:r>
+        <w:t>Built a five-year business plan for Honda to launch hydrogen fuel cells, electrolyzers and second-life EV batteries into the US C&amp;I market.</w:t>
       </w:r>
     </w:p>
     <w:p>
@@ -436,18 +426,99 @@
       </w:r>
     </w:p>
     <w:p>
+      <w:pPr>
+        <w:tabs>
+          <w:tab w:pos="10512" w:val="right"/>
+        </w:tabs>
+        <w:spacing w:before="60"/>
+        <w:ind w:left="0"/>
+      </w:pPr>
       <w:r>
-        <w:t>MBA (STEM-designated), Product Management/Strategy, UC Davis Graduate School of Management, 2022</w:t>
+        <w:rPr>
+          <w:b/>
+          <w:color w:val="1B4965"/>
+        </w:rPr>
+        <w:t>UC Davis Graduate School of Management</w:t>
+      </w:r>
+      <w:r>
+        <w:rPr>
+          <w:i/>
+          <w:color w:val="5B6470"/>
+        </w:rPr>
+        <w:tab/>
+        <w:t>2022</w:t>
       </w:r>
     </w:p>
     <w:p>
+      <w:pPr>
+        <w:ind w:left="202"/>
+      </w:pPr>
       <w:r>
-        <w:t>BS Mechanical Engineering, UC Davis, 2013, Dean's Honor List</w:t>
+        <w:t>MBA (STEM-designated), Product Management/Strategy</w:t>
       </w:r>
     </w:p>
     <w:p>
+      <w:pPr>
+        <w:tabs>
+          <w:tab w:pos="10512" w:val="right"/>
+        </w:tabs>
+        <w:spacing w:before="60"/>
+        <w:ind w:left="0"/>
+      </w:pPr>
       <w:r>
-        <w:t>California Licensed Professional Engineer #M38303, Thermal and Fluid Systems (NCEES, 2016)</w:t>
+        <w:rPr>
+          <w:b/>
+          <w:color w:val="1B4965"/>
+        </w:rPr>
+        <w:t>UC Davis</w:t>
+      </w:r>
+      <w:r>
+        <w:rPr>
+          <w:i/>
+          <w:color w:val="5B6470"/>
+        </w:rPr>
+        <w:tab/>
+        <w:t>2013</w:t>
+      </w:r>
+    </w:p>
+    <w:p>
+      <w:pPr>
+        <w:ind w:left="202"/>
+      </w:pPr>
+      <w:r>
+        <w:t>BS Mechanical Engineering, Dean's Honor List</w:t>
+      </w:r>
+    </w:p>
+    <w:p>
+      <w:pPr>
+        <w:tabs>
+          <w:tab w:pos="10512" w:val="right"/>
+        </w:tabs>
+        <w:spacing w:before="60"/>
+        <w:ind w:left="0"/>
+      </w:pPr>
+      <w:r>
+        <w:rPr>
+          <w:b/>
+          <w:color w:val="1B4965"/>
+        </w:rPr>
+        <w:t>California Board for Professional Engineers (NCEES)</w:t>
+      </w:r>
+      <w:r>
+        <w:rPr>
+          <w:i/>
+          <w:color w:val="5B6470"/>
+        </w:rPr>
+        <w:tab/>
+        <w:t>2016</w:t>
+      </w:r>
+    </w:p>
+    <w:p>
+      <w:pPr>
+        <w:ind w:left="202"/>
+      </w:pPr>
+      <w:r>
+        <w:t>Licensed Professional Engineer #M38303, Thermal and Fluid Systems</w:t>
       </w:r>
     </w:p>
     <w:sectPr>

--- a/drafts/2026-09-14-flex-product-line-director-dc-power-and-bess.docx
+++ b/drafts/2026-09-14-flex-product-line-director-dc-power-and-bess.docx
@@ -73,7 +73,7 @@
         <w:t xml:space="preserve">BESS: </w:t>
       </w:r>
       <w:r>
-        <w:t>power electronics, power conversion systems (PCS), codes &amp; standards (UL, NFPA), fire safety, testing &amp; certification, lithium-ion system design, BMS, techno-economic analysis</w:t>
+        <w:t>power conversion systems (PCS), power electronics, BMS, fire safety, codes &amp; standards (UL, NFPA), testing &amp; certification, system sizing, techno-economic analysis</w:t>
       </w:r>
     </w:p>
     <w:p>
@@ -97,7 +97,7 @@
         <w:t xml:space="preserve">Product &amp; commercial: </w:t>
       </w:r>
       <w:r>
-        <w:t>product strategy, strategic partnerships (Jabil), market requirements, competitive analysis, contract negotiation, financial modeling, proposal tendering, VOC</w:t>
+        <w:t>product strategy, strategic partnerships (Jabil), market requirements, competitive analysis, contract negotiation, financial modeling</w:t>
       </w:r>
     </w:p>
     <w:p>
@@ -179,7 +179,7 @@
         <w:ind w:left="518"/>
       </w:pPr>
       <w:r>
-        <w:t>Designed the 2.86 MWh pre-integrated container with Jabil, commercializing LG's move from selling racks to integrators to selling a finished product.</w:t>
+        <w:t>Replaced bespoke on-site integration, the market's biggest pain point, with LG's first prefabricated 2.86 MWh ESS container, built with Jabil.</w:t>
       </w:r>
     </w:p>
     <w:p>
@@ -188,7 +188,7 @@
         <w:ind w:left="518"/>
       </w:pPr>
       <w:r>
-        <w:t>Took the 2-hour container through NPI, from requirements to launch, owning vendor coordination, supply chain planning and customer documentation.</w:t>
+        <w:t>Won approval for a 2-hour AC-integrated BESS, against a plan to stay at 4-hour, with a techno-economic business case.</w:t>
       </w:r>
     </w:p>
     <w:p>
@@ -197,7 +197,7 @@
         <w:ind w:left="518"/>
       </w:pPr>
       <w:r>
-        <w:t>Set the container's selling price and chose its inverter configuration with a cell-to-system pricing model that included customers' EPC cost.</w:t>
+        <w:t>Opened the AI data center segment for LG's BESS by defining its ride-through, interconnection and bring-your-own-generation feature set.</w:t>
       </w:r>
     </w:p>
     <w:p>
@@ -206,7 +206,7 @@
         <w:ind w:left="518"/>
       </w:pPr>
       <w:r>
-        <w:t>Achieved UL 9540 listing for the container by setting fire safety requirements before the industry had settled how to prove them.</w:t>
+        <w:t>Achieved UL 9540 listing for the container, setting fire safety requirements and running hazard mitigation analysis and deflagration CFD with fire consultants.</w:t>
       </w:r>
     </w:p>
     <w:p>
@@ -307,6 +307,15 @@
     </w:p>
     <w:p>
       <w:pPr>
+        <w:pStyle w:val="ListBullet"/>
+        <w:ind w:left="518"/>
+      </w:pPr>
+      <w:r>
+        <w:t>Exceeded the department's $2M annual sales goal on commercial and luxury residential projects.</w:t>
+      </w:r>
+    </w:p>
+    <w:p>
+      <w:pPr>
         <w:tabs>
           <w:tab w:pos="10512" w:val="right"/>
         </w:tabs>
@@ -402,10 +411,24 @@
     </w:p>
     <w:p>
       <w:pPr>
+        <w:tabs>
+          <w:tab w:pos="10512" w:val="right"/>
+        </w:tabs>
+        <w:spacing w:before="0"/>
         <w:ind w:left="202"/>
       </w:pPr>
       <w:r>
-        <w:t>Built a five-year business plan for Honda to launch hydrogen fuel cells, electrolyzers and second-life EV batteries into the US C&amp;I market.</w:t>
+        <w:rPr>
+          <w:b/>
+        </w:rPr>
+        <w:t>Wrote a five-year Honda business plan for hydrogen fuel cells and second-life EV batteries in the US C&amp;I market.</w:t>
+      </w:r>
+      <w:r>
+        <w:rPr>
+          <w:i/>
+          <w:color w:val="5B6470"/>
+        </w:rPr>
+        <w:tab/>
       </w:r>
     </w:p>
     <w:p>
@@ -502,7 +525,7 @@
           <w:b/>
           <w:color w:val="1B4965"/>
         </w:rPr>
-        <w:t>California Board for Professional Engineers (NCEES)</w:t>
+        <w:t>California Licensed Professional Engineer</w:t>
       </w:r>
       <w:r>
         <w:rPr>
@@ -518,7 +541,7 @@
         <w:ind w:left="202"/>
       </w:pPr>
       <w:r>
-        <w:t>Licensed Professional Engineer #M38303, Thermal and Fluid Systems</w:t>
+        <w:t>#M38303, Thermal and Fluid Systems, NCEES</w:t>
       </w:r>
     </w:p>
     <w:sectPr>

--- a/drafts/2026-09-14-flex-product-line-director-dc-power-and-bess.docx
+++ b/drafts/2026-09-14-flex-product-line-director-dc-power-and-bess.docx
@@ -27,6 +27,7 @@
     </w:p>
     <w:p>
       <w:pPr>
+        <w:keepNext/>
         <w:spacing w:before="120" w:after="40"/>
         <w:pBdr>
           <w:bottom w:val="single" w:sz="8" w:space="1" w:color="1B4965"/>
@@ -43,12 +44,16 @@
       </w:r>
     </w:p>
     <w:p>
+      <w:pPr>
+        <w:spacing w:after="0"/>
+      </w:pPr>
       <w:r>
         <w:t>Senior product manager for grid-scale BESS at LG Energy Solution, with 8 years in lithium-ion storage from deal engineering to product line ownership. Sells to AI data center customers including Meta, Google, NVIDIA and Microsoft, and to front-of-meter grid storage developers. Licensed Professional Engineer with an MBA in product strategy.</w:t>
       </w:r>
     </w:p>
     <w:p>
       <w:pPr>
+        <w:keepNext/>
         <w:spacing w:before="120" w:after="40"/>
         <w:pBdr>
           <w:bottom w:val="single" w:sz="8" w:space="1" w:color="1B4965"/>
@@ -65,30 +70,39 @@
       </w:r>
     </w:p>
     <w:p>
+      <w:pPr>
+        <w:spacing w:before="0"/>
+      </w:pPr>
       <w:r>
         <w:rPr>
           <w:b/>
           <w:color w:val="1B4965"/>
         </w:rPr>
-        <w:t xml:space="preserve">BESS: </w:t>
+        <w:t xml:space="preserve">BESS &amp; power systems: </w:t>
       </w:r>
       <w:r>
-        <w:t>power conversion systems (PCS), power electronics, BMS, fire safety, codes &amp; standards (UL, NFPA), testing &amp; certification, system sizing, techno-economic analysis</w:t>
+        <w:t>BESS, power electronics, power conversion systems (PCS), BMS, fire safety, UL, NFPA, techno-economic analysis</w:t>
       </w:r>
     </w:p>
     <w:p>
+      <w:pPr>
+        <w:spacing w:before="0"/>
+      </w:pPr>
       <w:r>
         <w:rPr>
           <w:b/>
           <w:color w:val="1B4965"/>
         </w:rPr>
-        <w:t xml:space="preserve">Grid/utility: </w:t>
+        <w:t xml:space="preserve">Grid &amp; data center power: </w:t>
       </w:r>
       <w:r>
-        <w:t>AI infrastructure power, interconnection, energy efficiency, demand response, US energy markets (ERCOT), electricity financial contracts (forwards, tolling, swaps)</w:t>
+        <w:t>AI infrastructure power, interconnection, energy efficiency, demand response, US energy markets (ERCOT), electricity financial contracts</w:t>
       </w:r>
     </w:p>
     <w:p>
+      <w:pPr>
+        <w:spacing w:before="0"/>
+      </w:pPr>
       <w:r>
         <w:rPr>
           <w:b/>
@@ -97,11 +111,12 @@
         <w:t xml:space="preserve">Product &amp; commercial: </w:t>
       </w:r>
       <w:r>
-        <w:t>product strategy, strategic partnerships (Jabil), market requirements, competitive analysis, contract negotiation, financial modeling</w:t>
+        <w:t>product development, commercialization, NPI, modular infrastructure, product strategy, strategic partnerships (Jabil), market requirements, competitive analysis, contract negotiation</w:t>
       </w:r>
     </w:p>
     <w:p>
       <w:pPr>
+        <w:keepNext/>
         <w:spacing w:before="120" w:after="40"/>
         <w:pBdr>
           <w:bottom w:val="single" w:sz="8" w:space="1" w:color="1B4965"/>
@@ -119,6 +134,7 @@
     </w:p>
     <w:p>
       <w:pPr>
+        <w:keepNext/>
         <w:tabs>
           <w:tab w:pos="10512" w:val="right"/>
         </w:tabs>
@@ -143,6 +159,7 @@
     </w:p>
     <w:p>
       <w:pPr>
+        <w:keepNext/>
         <w:tabs>
           <w:tab w:pos="10512" w:val="right"/>
         </w:tabs>
@@ -206,11 +223,12 @@
         <w:ind w:left="518"/>
       </w:pPr>
       <w:r>
-        <w:t>Achieved UL 9540 listing for the container, setting fire safety requirements and running hazard mitigation analysis and deflagration CFD with fire consultants.</w:t>
+        <w:t>Set the container's selling price and chose its inverter configuration with a cell-to-system cost model that included customers' EPC cost.</w:t>
       </w:r>
     </w:p>
     <w:p>
       <w:pPr>
+        <w:keepNext/>
         <w:tabs>
           <w:tab w:pos="10512" w:val="right"/>
         </w:tabs>
@@ -252,6 +270,7 @@
     </w:p>
     <w:p>
       <w:pPr>
+        <w:keepNext/>
         <w:tabs>
           <w:tab w:pos="10512" w:val="right"/>
         </w:tabs>
@@ -276,6 +295,7 @@
     </w:p>
     <w:p>
       <w:pPr>
+        <w:keepNext/>
         <w:tabs>
           <w:tab w:pos="10512" w:val="right"/>
         </w:tabs>
@@ -307,15 +327,7 @@
     </w:p>
     <w:p>
       <w:pPr>
-        <w:pStyle w:val="ListBullet"/>
-        <w:ind w:left="518"/>
-      </w:pPr>
-      <w:r>
-        <w:t>Exceeded the department's $2M annual sales goal on commercial and luxury residential projects.</w:t>
-      </w:r>
-    </w:p>
-    <w:p>
-      <w:pPr>
+        <w:keepNext/>
         <w:tabs>
           <w:tab w:pos="10512" w:val="right"/>
         </w:tabs>
@@ -340,6 +352,7 @@
     </w:p>
     <w:p>
       <w:pPr>
+        <w:keepNext/>
         <w:tabs>
           <w:tab w:pos="10512" w:val="right"/>
         </w:tabs>
@@ -371,6 +384,7 @@
     </w:p>
     <w:p>
       <w:pPr>
+        <w:keepNext/>
         <w:spacing w:before="120" w:after="40"/>
         <w:pBdr>
           <w:bottom w:val="single" w:sz="8" w:space="1" w:color="1B4965"/>
@@ -388,6 +402,7 @@
     </w:p>
     <w:p>
       <w:pPr>
+        <w:keepNext/>
         <w:tabs>
           <w:tab w:pos="10512" w:val="right"/>
         </w:tabs>
@@ -411,6 +426,7 @@
     </w:p>
     <w:p>
       <w:pPr>
+        <w:keepNext/>
         <w:tabs>
           <w:tab w:pos="10512" w:val="right"/>
         </w:tabs>
@@ -421,7 +437,7 @@
         <w:rPr>
           <w:b/>
         </w:rPr>
-        <w:t>Wrote a five-year Honda business plan for hydrogen fuel cells and second-life EV batteries in the US C&amp;I market.</w:t>
+        <w:t>Built a five-year business plan for Honda to launch hydrogen fuel cells, electrolyzers and second-life EV batteries into the US C&amp;I market.</w:t>
       </w:r>
       <w:r>
         <w:rPr>
@@ -433,6 +449,7 @@
     </w:p>
     <w:p>
       <w:pPr>
+        <w:keepNext/>
         <w:spacing w:before="120" w:after="40"/>
         <w:pBdr>
           <w:bottom w:val="single" w:sz="8" w:space="1" w:color="1B4965"/>
@@ -450,10 +467,11 @@
     </w:p>
     <w:p>
       <w:pPr>
+        <w:keepNext/>
         <w:tabs>
           <w:tab w:pos="10512" w:val="right"/>
         </w:tabs>
-        <w:spacing w:before="60"/>
+        <w:spacing w:before="80"/>
         <w:ind w:left="0"/>
       </w:pPr>
       <w:r>
@@ -474,18 +492,20 @@
     </w:p>
     <w:p>
       <w:pPr>
+        <w:spacing w:after="0"/>
         <w:ind w:left="202"/>
       </w:pPr>
       <w:r>
-        <w:t>MBA (STEM-designated), Product Management/Strategy</w:t>
+        <w:t>MBA (STEM), Product Management/Strategy</w:t>
       </w:r>
     </w:p>
     <w:p>
       <w:pPr>
+        <w:keepNext/>
         <w:tabs>
           <w:tab w:pos="10512" w:val="right"/>
         </w:tabs>
-        <w:spacing w:before="60"/>
+        <w:spacing w:before="80"/>
         <w:ind w:left="0"/>
       </w:pPr>
       <w:r>
@@ -506,6 +526,7 @@
     </w:p>
     <w:p>
       <w:pPr>
+        <w:spacing w:after="0"/>
         <w:ind w:left="202"/>
       </w:pPr>
       <w:r>
@@ -514,10 +535,11 @@
     </w:p>
     <w:p>
       <w:pPr>
+        <w:keepNext/>
         <w:tabs>
           <w:tab w:pos="10512" w:val="right"/>
         </w:tabs>
-        <w:spacing w:before="60"/>
+        <w:spacing w:before="80"/>
         <w:ind w:left="0"/>
       </w:pPr>
       <w:r>
@@ -538,6 +560,7 @@
     </w:p>
     <w:p>
       <w:pPr>
+        <w:spacing w:after="0"/>
         <w:ind w:left="202"/>
       </w:pPr>
       <w:r>
